--- a/Blogs/Blog_001_Inside Black Hole, Outside Big Bang/BÀI BLOG_Bên trong Black Hole, bên ngoài Big Bang_fr.docx
+++ b/Blogs/Blog_001_Inside Black Hole, Outside Big Bang/BÀI BLOG_Bên trong Black Hole, bên ngoài Big Bang_fr.docx
@@ -157,6 +157,99 @@
         <w:ind w:left="0" w:right="0" w:firstLine="0"/>
         <w:rPr>
           <w:rFonts w:hint="default" w:ascii="Palatino Linotype" w:hAnsi="Palatino Linotype" w:eastAsia="sans-serif" w:cs="Palatino Linotype"/>
+          <w:i w:val="0"/>
+          <w:iCs w:val="0"/>
+          <w:caps w:val="0"/>
+          <w:color w:val="1A1C1E"/>
+          <w:spacing w:val="0"/>
+          <w:sz w:val="24"/>
+          <w:szCs w:val="24"/>
+          <w:shd w:val="clear" w:fill="FFFFFF"/>
+        </w:rPr>
+      </w:pPr>
+      <w:r>
+        <w:rPr>
+          <w:rFonts w:hint="default" w:ascii="Palatino Linotype" w:hAnsi="Palatino Linotype" w:eastAsia="sans-serif" w:cs="Palatino Linotype"/>
+          <w:b/>
+          <w:bCs/>
+          <w:i w:val="0"/>
+          <w:iCs w:val="0"/>
+          <w:caps w:val="0"/>
+          <w:color w:val="1A1C1E"/>
+          <w:spacing w:val="0"/>
+          <w:sz w:val="24"/>
+          <w:szCs w:val="24"/>
+          <w:shd w:val="clear" w:fill="FFFFFF"/>
+          <w:lang w:val="en-US"/>
+        </w:rPr>
+        <w:t>Expert</w:t>
+      </w:r>
+      <w:r>
+        <w:rPr>
+          <w:rFonts w:hint="default" w:ascii="Palatino Linotype" w:hAnsi="Palatino Linotype" w:eastAsia="sans-serif" w:cs="Palatino Linotype"/>
+          <w:i w:val="0"/>
+          <w:iCs w:val="0"/>
+          <w:caps w:val="0"/>
+          <w:color w:val="1A1C1E"/>
+          <w:spacing w:val="0"/>
+          <w:sz w:val="24"/>
+          <w:szCs w:val="24"/>
+          <w:shd w:val="clear" w:fill="FFFFFF"/>
+          <w:lang w:val="en-US"/>
+        </w:rPr>
+        <w:t xml:space="preserve">: </w:t>
+      </w:r>
+      <w:r>
+        <w:rPr>
+          <w:rFonts w:hint="default" w:ascii="Palatino Linotype" w:hAnsi="Palatino Linotype" w:eastAsia="sans-serif" w:cs="Palatino Linotype"/>
+          <w:i w:val="0"/>
+          <w:iCs w:val="0"/>
+          <w:caps w:val="0"/>
+          <w:color w:val="1A1C1E"/>
+          <w:spacing w:val="0"/>
+          <w:sz w:val="24"/>
+          <w:szCs w:val="24"/>
+          <w:shd w:val="clear" w:fill="FFFFFF"/>
+        </w:rPr>
+        <w:t>Et si tout notre univers observable n'était qu'une minuscule bulle dans l'océan infini de la réalité ?</w:t>
+      </w:r>
+    </w:p>
+    <w:p>
+      <w:pPr>
+        <w:pStyle w:val="4"/>
+        <w:keepNext w:val="0"/>
+        <w:keepLines w:val="0"/>
+        <w:widowControl/>
+        <w:suppressLineNumbers w:val="0"/>
+        <w:shd w:val="clear" w:fill="FFFFFF"/>
+        <w:spacing w:before="0" w:beforeAutospacing="1" w:after="216" w:afterAutospacing="0" w:line="240" w:lineRule="atLeast"/>
+        <w:ind w:left="0" w:right="0" w:firstLine="0"/>
+        <w:rPr>
+          <w:rFonts w:hint="default" w:ascii="sans-serif" w:hAnsi="sans-serif" w:eastAsia="sans-serif" w:cs="sans-serif"/>
+          <w:i w:val="0"/>
+          <w:iCs w:val="0"/>
+          <w:caps w:val="0"/>
+          <w:color w:val="1A1C1E"/>
+          <w:spacing w:val="0"/>
+          <w:sz w:val="16"/>
+          <w:szCs w:val="16"/>
+          <w:shd w:val="clear" w:fill="FFFFFF"/>
+          <w:lang w:val="en-US"/>
+        </w:rPr>
+      </w:pPr>
+    </w:p>
+    <w:p>
+      <w:pPr>
+        <w:pStyle w:val="4"/>
+        <w:keepNext w:val="0"/>
+        <w:keepLines w:val="0"/>
+        <w:widowControl/>
+        <w:suppressLineNumbers w:val="0"/>
+        <w:shd w:val="clear" w:fill="FFFFFF"/>
+        <w:spacing w:before="0" w:beforeAutospacing="1" w:after="216" w:afterAutospacing="0" w:line="240" w:lineRule="atLeast"/>
+        <w:ind w:left="0" w:right="0" w:firstLine="0"/>
+        <w:rPr>
+          <w:rFonts w:hint="default" w:ascii="Palatino Linotype" w:hAnsi="Palatino Linotype" w:eastAsia="sans-serif" w:cs="Palatino Linotype"/>
           <w:b/>
           <w:bCs/>
           <w:i w:val="0"/>
@@ -1166,7 +1259,23 @@
           <w:szCs w:val="24"/>
           <w:shd w:val="clear" w:fill="FFFFFF"/>
         </w:rPr>
-        <w:t>La carte de la sagesse orientale ancienne est les Cinq Éléments. C'est plutôt la perspective d'un « entraîneur ».</w:t>
+        <w:t xml:space="preserve">La carte de la sagesse orientale ancienne est les Cinq Éléments. </w:t>
+      </w:r>
+      <w:r>
+        <w:rPr>
+          <w:rFonts w:hint="default" w:ascii="Palatino Linotype" w:hAnsi="Palatino Linotype" w:eastAsia="sans-serif" w:cs="Palatino Linotype"/>
+          <w:b w:val="0"/>
+          <w:bCs w:val="0"/>
+          <w:i w:val="0"/>
+          <w:iCs w:val="0"/>
+          <w:caps w:val="0"/>
+          <w:color w:val="1A1C1E"/>
+          <w:spacing w:val="0"/>
+          <w:sz w:val="24"/>
+          <w:szCs w:val="24"/>
+          <w:shd w:val="clear" w:fill="FFFFFF"/>
+        </w:rPr>
+        <w:t>C'est plutôt la perspective d'un « entraîneur ».</w:t>
       </w:r>
       <w:r>
         <w:rPr>
@@ -2867,44 +2976,32 @@
         <w:ind w:left="420" w:leftChars="0" w:right="0" w:hanging="420" w:firstLineChars="0"/>
         <w:rPr>
           <w:rFonts w:hint="default" w:ascii="Palatino Linotype" w:hAnsi="Palatino Linotype" w:eastAsia="sans-serif" w:cs="Palatino Linotype"/>
-          <w:i w:val="0"/>
-          <w:iCs w:val="0"/>
-          <w:caps w:val="0"/>
-          <w:color w:val="1A1C1E"/>
-          <w:spacing w:val="0"/>
-          <w:sz w:val="24"/>
-          <w:szCs w:val="24"/>
-        </w:rPr>
-      </w:pPr>
-      <w:r>
-        <w:rPr>
-          <w:rFonts w:hint="default" w:ascii="Palatino Linotype" w:hAnsi="Palatino Linotype" w:eastAsia="sans-serif" w:cs="Palatino Linotype"/>
-          <w:i w:val="0"/>
-          <w:iCs w:val="0"/>
-          <w:caps w:val="0"/>
-          <w:color w:val="1A1C1E"/>
-          <w:spacing w:val="0"/>
-          <w:sz w:val="24"/>
-          <w:szCs w:val="24"/>
-          <w:shd w:val="clear" w:fill="FFFFFF"/>
-        </w:rPr>
-        <w:t xml:space="preserve">Le Niveau 0 est </w:t>
-      </w:r>
-      <w:bookmarkStart w:id="0" w:name="_GoBack"/>
-      <w:bookmarkEnd w:id="0"/>
-      <w:r>
-        <w:rPr>
-          <w:rFonts w:hint="default" w:ascii="Palatino Linotype" w:hAnsi="Palatino Linotype" w:eastAsia="sans-serif" w:cs="Palatino Linotype"/>
-          <w:i w:val="0"/>
-          <w:iCs w:val="0"/>
-          <w:caps w:val="0"/>
-          <w:color w:val="1A1C1E"/>
-          <w:spacing w:val="0"/>
-          <w:sz w:val="24"/>
-          <w:szCs w:val="24"/>
-          <w:shd w:val="clear" w:fill="FFFFFF"/>
-        </w:rPr>
-        <w:t>l'atome.</w:t>
+          <w:b/>
+          <w:bCs/>
+          <w:i w:val="0"/>
+          <w:iCs w:val="0"/>
+          <w:caps w:val="0"/>
+          <w:color w:val="1A1C1E"/>
+          <w:spacing w:val="0"/>
+          <w:sz w:val="24"/>
+          <w:szCs w:val="24"/>
+        </w:rPr>
+      </w:pPr>
+      <w:r>
+        <w:rPr>
+          <w:rFonts w:hint="default" w:ascii="Palatino Linotype" w:hAnsi="Palatino Linotype" w:eastAsia="sans-serif" w:cs="Palatino Linotype"/>
+          <w:b/>
+          <w:bCs/>
+          <w:i w:val="0"/>
+          <w:iCs w:val="0"/>
+          <w:caps w:val="0"/>
+          <w:color w:val="1A1C1E"/>
+          <w:spacing w:val="0"/>
+          <w:sz w:val="24"/>
+          <w:szCs w:val="24"/>
+          <w:shd w:val="clear" w:fill="FFFFFF"/>
+        </w:rPr>
+        <w:t>Le Niveau 0 est l'atome.</w:t>
       </w:r>
     </w:p>
     <w:p>
@@ -2935,16 +3032,32 @@
       <w:r>
         <w:rPr>
           <w:rFonts w:hint="default" w:ascii="Palatino Linotype" w:hAnsi="Palatino Linotype" w:eastAsia="sans-serif" w:cs="Palatino Linotype"/>
-          <w:i w:val="0"/>
-          <w:iCs w:val="0"/>
-          <w:caps w:val="0"/>
-          <w:color w:val="1A1C1E"/>
-          <w:spacing w:val="0"/>
-          <w:sz w:val="24"/>
-          <w:szCs w:val="24"/>
-          <w:shd w:val="clear" w:fill="FFFFFF"/>
-        </w:rPr>
-        <w:t>Le Niveau +1 est le corps céleste – des minuscules météoroïdes aux étoiles géantes.</w:t>
+          <w:b/>
+          <w:bCs/>
+          <w:i w:val="0"/>
+          <w:iCs w:val="0"/>
+          <w:caps w:val="0"/>
+          <w:color w:val="1A1C1E"/>
+          <w:spacing w:val="0"/>
+          <w:sz w:val="24"/>
+          <w:szCs w:val="24"/>
+          <w:shd w:val="clear" w:fill="FFFFFF"/>
+        </w:rPr>
+        <w:t>Le Niveau +1 est le corps céleste </w:t>
+      </w:r>
+      <w:r>
+        <w:rPr>
+          <w:rFonts w:hint="default" w:ascii="Palatino Linotype" w:hAnsi="Palatino Linotype" w:eastAsia="sans-serif" w:cs="Palatino Linotype"/>
+          <w:i w:val="0"/>
+          <w:iCs w:val="0"/>
+          <w:caps w:val="0"/>
+          <w:color w:val="1A1C1E"/>
+          <w:spacing w:val="0"/>
+          <w:sz w:val="24"/>
+          <w:szCs w:val="24"/>
+          <w:shd w:val="clear" w:fill="FFFFFF"/>
+        </w:rPr>
+        <w:t>– des minuscules météoroïdes aux étoiles géantes.</w:t>
       </w:r>
       <w:r>
         <w:rPr>
@@ -3511,6 +3624,7 @@
           <w:szCs w:val="24"/>
         </w:rPr>
       </w:pPr>
+      <w:bookmarkStart w:id="0" w:name="_GoBack"/>
       <w:r>
         <w:rPr>
           <w:rFonts w:hint="default" w:ascii="Palatino Linotype" w:hAnsi="Palatino Linotype" w:eastAsia="sans-serif" w:cs="Palatino Linotype"/>
@@ -3526,6 +3640,7 @@
         <w:t>Quand nous levons les yeux vers le ciel, nous regardons le passé de l'univers. Mais quand nous regardons à l'intérieur, peut-être touchons-nous à son essence même. Comprendre l'univers, c'est peut-être commencer par écouter sa propre respiration. Car il se peut que ce qui se passe là-dehors – l'expansion, l'équilibre, la lumière et l'obscurité, l'immobilité et le mouvement – ne soit que le miroir reflétant la danse qui se déroule en nous-mêmes ?</w:t>
       </w:r>
     </w:p>
+    <w:bookmarkEnd w:id="0"/>
     <w:p>
       <w:pPr>
         <w:rPr>

--- a/Blogs/Blog_001_Inside Black Hole, Outside Big Bang/BÀI BLOG_Bên trong Black Hole, bên ngoài Big Bang_fr.docx
+++ b/Blogs/Blog_001_Inside Black Hole, Outside Big Bang/BÀI BLOG_Bên trong Black Hole, bên ngoài Big Bang_fr.docx
@@ -2849,115 +2849,560 @@
           <w:szCs w:val="24"/>
           <w:shd w:val="clear" w:fill="FFFFFF"/>
         </w:rPr>
-        <w:t>Après avoir réexaminé le Big Bang et les Trous Noirs sous un nouvel angle, plaçons ce tableau d'ensemble dans un cadre encore plus grandiose. Le voyage d'exploration de l'univers a deux directions : en profondeur dans le microcosme (l'infiniment petit) et vers l'extérieur dans le macrocosme (l'immensément grand). Les deux chemins semblent mener à l'infini, avec une architecture fractale étonnante où les structures se répètent à chaque échelle.</w:t>
-      </w:r>
-    </w:p>
-    <w:p>
-      <w:pPr>
-        <w:pStyle w:val="4"/>
-        <w:keepNext w:val="0"/>
-        <w:keepLines w:val="0"/>
-        <w:widowControl/>
-        <w:suppressLineNumbers w:val="0"/>
-        <w:shd w:val="clear" w:fill="FFFFFF"/>
-        <w:spacing w:before="0" w:beforeAutospacing="1" w:after="216" w:afterAutospacing="0" w:line="240" w:lineRule="atLeast"/>
-        <w:ind w:left="0" w:right="0" w:firstLine="0"/>
-        <w:rPr>
-          <w:rFonts w:hint="default" w:ascii="Palatino Linotype" w:hAnsi="Palatino Linotype" w:eastAsia="sans-serif" w:cs="Palatino Linotype"/>
-          <w:i w:val="0"/>
-          <w:iCs w:val="0"/>
-          <w:caps w:val="0"/>
-          <w:color w:val="1A1C1E"/>
-          <w:spacing w:val="0"/>
-          <w:sz w:val="24"/>
-          <w:szCs w:val="24"/>
-        </w:rPr>
-      </w:pPr>
-      <w:r>
-        <w:rPr>
-          <w:rFonts w:hint="default" w:ascii="Palatino Linotype" w:hAnsi="Palatino Linotype" w:eastAsia="sans-serif" w:cs="Palatino Linotype"/>
-          <w:i w:val="0"/>
-          <w:iCs w:val="0"/>
-          <w:caps w:val="0"/>
-          <w:color w:val="1A1C1E"/>
-          <w:spacing w:val="0"/>
-          <w:sz w:val="24"/>
-          <w:szCs w:val="24"/>
-          <w:shd w:val="clear" w:fill="FFFFFF"/>
-        </w:rPr>
-        <w:t>Dans la dimension microscopique, la science nous dit que la matière est composée d'atomes. Mais ce n'est qu'un point de départ. En dessous de l'atome, il y a le noyau, puis les protons et les neutrons, puis les quarks. Ce voyage ne s'arrête pas. Il peut exister d'innombrables niveaux de particules microscopiques inconnus de l'humanité, chaque niveau étant un monde en soi. Dans cette hiérarchie, si nous désignons l'Atome comme le Niveau 0, alors les particules plus petites appartiendraient à des niveaux négatifs : Niveau -1, -2, et ainsi de suite, vers le bas.</w:t>
-      </w:r>
-    </w:p>
-    <w:p>
-      <w:pPr>
-        <w:pStyle w:val="4"/>
-        <w:keepNext w:val="0"/>
-        <w:keepLines w:val="0"/>
-        <w:widowControl/>
-        <w:suppressLineNumbers w:val="0"/>
-        <w:shd w:val="clear" w:fill="FFFFFF"/>
-        <w:spacing w:before="0" w:beforeAutospacing="1" w:after="216" w:afterAutospacing="0" w:line="240" w:lineRule="atLeast"/>
-        <w:ind w:left="0" w:right="0" w:firstLine="0"/>
-        <w:rPr>
-          <w:rFonts w:hint="default" w:ascii="Palatino Linotype" w:hAnsi="Palatino Linotype" w:eastAsia="sans-serif" w:cs="Palatino Linotype"/>
-          <w:i w:val="0"/>
-          <w:iCs w:val="0"/>
-          <w:caps w:val="0"/>
-          <w:color w:val="1A1C1E"/>
-          <w:spacing w:val="0"/>
-          <w:sz w:val="24"/>
-          <w:szCs w:val="24"/>
-        </w:rPr>
-      </w:pPr>
-      <w:r>
-        <w:rPr>
-          <w:rFonts w:hint="default" w:ascii="Palatino Linotype" w:hAnsi="Palatino Linotype" w:eastAsia="sans-serif" w:cs="Palatino Linotype"/>
-          <w:i w:val="0"/>
-          <w:iCs w:val="0"/>
-          <w:caps w:val="0"/>
-          <w:color w:val="1A1C1E"/>
-          <w:spacing w:val="0"/>
-          <w:sz w:val="24"/>
-          <w:szCs w:val="24"/>
-          <w:shd w:val="clear" w:fill="FFFFFF"/>
-        </w:rPr>
-        <w:t>La lumière (photons), que nous utilisons pour voir le monde, pourrait n'être qu'un type de particule à un niveau relativement peu profond, peut-être du Niveau -3 au Niveau -10. De ce point de vue, une étoile comme le Soleil ne crée pas directement la lumière. Elle agit comme un réacteur nucléaire géant, fournissant l'énergie pour activer des particules encore plus microscopiques (par exemple, au Niveau -2), et ce sont ces particules activées qui émettent réellement des particules de lumière. Cela signifie que toute la réalité que les humains « voient » et mesurent n'est que l'interaction d'un unique type de particule intermédiaire, alors que nous sommes complètement « aveugles » à l'existence et au fonctionnement d'innombrables autres couches de particules microscopiques.</w:t>
-      </w:r>
-    </w:p>
-    <w:p>
-      <w:pPr>
-        <w:pStyle w:val="4"/>
-        <w:keepNext w:val="0"/>
-        <w:keepLines w:val="0"/>
-        <w:widowControl/>
-        <w:suppressLineNumbers w:val="0"/>
-        <w:shd w:val="clear" w:fill="FFFFFF"/>
-        <w:spacing w:before="0" w:beforeAutospacing="1" w:after="216" w:afterAutospacing="0" w:line="240" w:lineRule="atLeast"/>
-        <w:ind w:left="0" w:right="0" w:firstLine="0"/>
-        <w:rPr>
-          <w:rFonts w:hint="default" w:ascii="Palatino Linotype" w:hAnsi="Palatino Linotype" w:eastAsia="sans-serif" w:cs="Palatino Linotype"/>
-          <w:i w:val="0"/>
-          <w:iCs w:val="0"/>
-          <w:caps w:val="0"/>
-          <w:color w:val="1A1C1E"/>
-          <w:spacing w:val="0"/>
-          <w:sz w:val="24"/>
-          <w:szCs w:val="24"/>
-        </w:rPr>
-      </w:pPr>
-      <w:r>
-        <w:rPr>
-          <w:rFonts w:hint="default" w:ascii="Palatino Linotype" w:hAnsi="Palatino Linotype" w:eastAsia="sans-serif" w:cs="Palatino Linotype"/>
-          <w:i w:val="0"/>
-          <w:iCs w:val="0"/>
-          <w:caps w:val="0"/>
-          <w:color w:val="1A1C1E"/>
-          <w:spacing w:val="0"/>
-          <w:sz w:val="24"/>
-          <w:szCs w:val="24"/>
-          <w:shd w:val="clear" w:fill="FFFFFF"/>
-        </w:rPr>
-        <w:t>Dans la dimension macroscopique opposée, cet ordre semble se répéter de manière sophistiquée. Essayons de construire un modèle hypothétique pour organiser cet ordre infini. Nous pouvons distinguer un « niveau » – c'est-à-dire une particule fondamentale de l'univers à chaque échelle – et une « structure intermédiaire » formée à partir de ces particules.</w:t>
+        <w:t>Après avoir reconsidéré le Big Bang et les galaxies, prenons un peu de recul pour contempler le principe architectural profond de l'univers. Existe-t-il un plan commun, un motif auto-répétitif à toutes les échelles, de l'infiniment petit à l'incommensurablement grand ? Ce principe se retrouve dans la nature, à travers un concept connu sous le nom de fractale.</w:t>
+      </w:r>
+    </w:p>
+    <w:p>
+      <w:pPr>
+        <w:pStyle w:val="4"/>
+        <w:keepNext w:val="0"/>
+        <w:keepLines w:val="0"/>
+        <w:widowControl/>
+        <w:suppressLineNumbers w:val="0"/>
+        <w:shd w:val="clear" w:fill="FFFFFF"/>
+        <w:spacing w:before="0" w:beforeAutospacing="1" w:after="216" w:afterAutospacing="0" w:line="240" w:lineRule="atLeast"/>
+        <w:ind w:left="0" w:right="0" w:firstLine="0"/>
+        <w:rPr>
+          <w:rFonts w:hint="default" w:ascii="Palatino Linotype" w:hAnsi="Palatino Linotype" w:eastAsia="sans-serif" w:cs="Palatino Linotype"/>
+          <w:i w:val="0"/>
+          <w:iCs w:val="0"/>
+          <w:caps w:val="0"/>
+          <w:color w:val="1A1C1E"/>
+          <w:spacing w:val="0"/>
+          <w:sz w:val="24"/>
+          <w:szCs w:val="24"/>
+        </w:rPr>
+      </w:pPr>
+      <w:r>
+        <w:rPr>
+          <w:rFonts w:hint="default" w:ascii="Palatino Linotype" w:hAnsi="Palatino Linotype" w:eastAsia="sans-serif" w:cs="Palatino Linotype"/>
+          <w:i w:val="0"/>
+          <w:iCs w:val="0"/>
+          <w:caps w:val="0"/>
+          <w:color w:val="1A1C1E"/>
+          <w:spacing w:val="0"/>
+          <w:sz w:val="24"/>
+          <w:szCs w:val="24"/>
+          <w:shd w:val="clear" w:fill="FFFFFF"/>
+        </w:rPr>
+        <w:t>Une fractale est une structure dans laquelle une petite partie, une fois agrandie, apparaît identique au tout. D'un flocon de neige à une feuille de fougère en passant par les ramifications des fleuves, la nature semble être un maître artiste fractal. Lorsque nous appliquons cette lentille fractale au cosmos, un ordre stupéfiant se révèle.</w:t>
+      </w:r>
+    </w:p>
+    <w:p>
+      <w:pPr>
+        <w:pStyle w:val="4"/>
+        <w:keepNext w:val="0"/>
+        <w:keepLines w:val="0"/>
+        <w:widowControl/>
+        <w:suppressLineNumbers w:val="0"/>
+        <w:shd w:val="clear" w:fill="FFFFFF"/>
+        <w:spacing w:before="0" w:beforeAutospacing="1" w:after="216" w:afterAutospacing="0" w:line="240" w:lineRule="atLeast"/>
+        <w:ind w:left="0" w:right="0" w:firstLine="0"/>
+        <w:rPr>
+          <w:rFonts w:hint="default" w:ascii="Palatino Linotype" w:hAnsi="Palatino Linotype" w:eastAsia="sans-serif" w:cs="Palatino Linotype"/>
+          <w:i w:val="0"/>
+          <w:iCs w:val="0"/>
+          <w:caps w:val="0"/>
+          <w:color w:val="1A1C1E"/>
+          <w:spacing w:val="0"/>
+          <w:sz w:val="24"/>
+          <w:szCs w:val="24"/>
+        </w:rPr>
+      </w:pPr>
+      <w:r>
+        <w:rPr>
+          <w:rFonts w:hint="default" w:ascii="Palatino Linotype" w:hAnsi="Palatino Linotype" w:eastAsia="sans-serif" w:cs="Palatino Linotype"/>
+          <w:i w:val="0"/>
+          <w:iCs w:val="0"/>
+          <w:caps w:val="0"/>
+          <w:color w:val="1A1C1E"/>
+          <w:spacing w:val="0"/>
+          <w:sz w:val="24"/>
+          <w:szCs w:val="24"/>
+          <w:shd w:val="clear" w:fill="FFFFFF"/>
+        </w:rPr>
+        <w:t>Essayons de construire un système hiérarchique pour visualiser cette architecture fractale, en distinguant clairement entre une « Particule Fondamentale » (le corpuscule sphérique d'un niveau donné) et une « Structure Intermédiaire » (un système formé de particules de niveaux inférieurs).</w:t>
+      </w:r>
+    </w:p>
+    <w:p>
+      <w:pPr>
+        <w:pStyle w:val="4"/>
+        <w:keepNext w:val="0"/>
+        <w:keepLines w:val="0"/>
+        <w:widowControl/>
+        <w:numPr>
+          <w:ilvl w:val="0"/>
+          <w:numId w:val="2"/>
+        </w:numPr>
+        <w:suppressLineNumbers w:val="0"/>
+        <w:spacing w:before="0" w:beforeAutospacing="0" w:after="36" w:afterAutospacing="0" w:line="240" w:lineRule="atLeast"/>
+        <w:ind w:left="420" w:leftChars="0" w:right="0" w:hanging="420" w:firstLineChars="0"/>
+        <w:rPr>
+          <w:rFonts w:hint="default" w:ascii="Palatino Linotype" w:hAnsi="Palatino Linotype" w:eastAsia="sans-serif" w:cs="Palatino Linotype"/>
+          <w:b/>
+          <w:bCs/>
+          <w:sz w:val="24"/>
+          <w:szCs w:val="24"/>
+        </w:rPr>
+      </w:pPr>
+      <w:r>
+        <w:rPr>
+          <w:rFonts w:hint="default" w:ascii="Palatino Linotype" w:hAnsi="Palatino Linotype" w:eastAsia="sans-serif" w:cs="Palatino Linotype"/>
+          <w:b/>
+          <w:bCs/>
+          <w:i w:val="0"/>
+          <w:iCs w:val="0"/>
+          <w:caps w:val="0"/>
+          <w:color w:val="1A1C1E"/>
+          <w:spacing w:val="0"/>
+          <w:sz w:val="24"/>
+          <w:szCs w:val="24"/>
+          <w:shd w:val="clear" w:fill="FFFFFF"/>
+        </w:rPr>
+        <w:t>Niveau +1 : Les Particules Fondamentales sont les Corps Célestes.</w:t>
+      </w:r>
+    </w:p>
+    <w:p>
+      <w:pPr>
+        <w:keepNext w:val="0"/>
+        <w:keepLines w:val="0"/>
+        <w:pageBreakBefore w:val="0"/>
+        <w:widowControl/>
+        <w:numPr>
+          <w:ilvl w:val="1"/>
+          <w:numId w:val="3"/>
+        </w:numPr>
+        <w:suppressLineNumbers w:val="0"/>
+        <w:kinsoku/>
+        <w:wordWrap/>
+        <w:overflowPunct/>
+        <w:topLinePunct w:val="0"/>
+        <w:autoSpaceDE/>
+        <w:autoSpaceDN/>
+        <w:bidi w:val="0"/>
+        <w:adjustRightInd/>
+        <w:snapToGrid/>
+        <w:spacing w:before="220" w:beforeAutospacing="0" w:after="220" w:afterAutospacing="0" w:line="240" w:lineRule="atLeast"/>
+        <w:ind w:left="806" w:leftChars="0" w:hanging="360" w:firstLineChars="0"/>
+        <w:textAlignment w:val="auto"/>
+        <w:rPr>
+          <w:rFonts w:hint="default" w:ascii="Palatino Linotype" w:hAnsi="Palatino Linotype" w:eastAsia="sans-serif" w:cs="Palatino Linotype"/>
+          <w:sz w:val="24"/>
+          <w:szCs w:val="24"/>
+        </w:rPr>
+      </w:pPr>
+      <w:r>
+        <w:rPr>
+          <w:rFonts w:hint="default" w:ascii="Palatino Linotype" w:hAnsi="Palatino Linotype" w:eastAsia="sans-serif" w:cs="Palatino Linotype"/>
+          <w:i w:val="0"/>
+          <w:iCs w:val="0"/>
+          <w:caps w:val="0"/>
+          <w:color w:val="1A1C1E"/>
+          <w:spacing w:val="0"/>
+          <w:sz w:val="24"/>
+          <w:szCs w:val="24"/>
+          <w:shd w:val="clear" w:fill="FFFFFF"/>
+        </w:rPr>
+        <w:t>Les étoiles et les planètes, avec leurs formes sphériques caractéristiques, sont les « particules fondamentales » de ce niveau.</w:t>
+      </w:r>
+    </w:p>
+    <w:p>
+      <w:pPr>
+        <w:keepNext w:val="0"/>
+        <w:keepLines w:val="0"/>
+        <w:pageBreakBefore w:val="0"/>
+        <w:widowControl/>
+        <w:numPr>
+          <w:ilvl w:val="1"/>
+          <w:numId w:val="3"/>
+        </w:numPr>
+        <w:suppressLineNumbers w:val="0"/>
+        <w:kinsoku/>
+        <w:wordWrap/>
+        <w:overflowPunct/>
+        <w:topLinePunct w:val="0"/>
+        <w:autoSpaceDE/>
+        <w:autoSpaceDN/>
+        <w:bidi w:val="0"/>
+        <w:adjustRightInd/>
+        <w:snapToGrid/>
+        <w:spacing w:before="220" w:beforeAutospacing="0" w:after="220" w:afterAutospacing="0" w:line="240" w:lineRule="atLeast"/>
+        <w:ind w:left="806" w:leftChars="0" w:hanging="360" w:firstLineChars="0"/>
+        <w:textAlignment w:val="auto"/>
+        <w:rPr>
+          <w:rFonts w:hint="default" w:ascii="Palatino Linotype" w:hAnsi="Palatino Linotype" w:eastAsia="sans-serif" w:cs="Palatino Linotype"/>
+          <w:sz w:val="24"/>
+          <w:szCs w:val="24"/>
+        </w:rPr>
+      </w:pPr>
+      <w:r>
+        <w:rPr>
+          <w:rFonts w:hint="default" w:ascii="Palatino Linotype" w:hAnsi="Palatino Linotype" w:eastAsia="sans-serif" w:cs="Palatino Linotype"/>
+          <w:i w:val="0"/>
+          <w:iCs w:val="0"/>
+          <w:caps w:val="0"/>
+          <w:color w:val="1A1C1E"/>
+          <w:spacing w:val="0"/>
+          <w:sz w:val="24"/>
+          <w:szCs w:val="24"/>
+          <w:shd w:val="clear" w:fill="FFFFFF"/>
+        </w:rPr>
+        <w:t>À partir de ces « particules » de Niveau +1, des structures intermédiaires plus complexes se forment : un Système Solaire (une particule centrale et des particules satellites), une Galaxie (une population de milliards de particules), un Amas de Galaxies, et ainsi de suite.</w:t>
+      </w:r>
+    </w:p>
+    <w:p>
+      <w:pPr>
+        <w:pStyle w:val="4"/>
+        <w:keepNext w:val="0"/>
+        <w:keepLines w:val="0"/>
+        <w:widowControl/>
+        <w:numPr>
+          <w:ilvl w:val="0"/>
+          <w:numId w:val="2"/>
+        </w:numPr>
+        <w:suppressLineNumbers w:val="0"/>
+        <w:spacing w:before="0" w:beforeAutospacing="0" w:after="36" w:afterAutospacing="0" w:line="240" w:lineRule="atLeast"/>
+        <w:ind w:left="420" w:leftChars="0" w:right="0" w:hanging="420" w:firstLineChars="0"/>
+        <w:rPr>
+          <w:rFonts w:hint="default" w:ascii="Palatino Linotype" w:hAnsi="Palatino Linotype" w:eastAsia="sans-serif" w:cs="Palatino Linotype"/>
+          <w:sz w:val="24"/>
+          <w:szCs w:val="24"/>
+        </w:rPr>
+      </w:pPr>
+      <w:r>
+        <w:rPr>
+          <w:rFonts w:hint="default" w:ascii="Palatino Linotype" w:hAnsi="Palatino Linotype" w:eastAsia="sans-serif" w:cs="Palatino Linotype"/>
+          <w:b/>
+          <w:bCs/>
+          <w:i w:val="0"/>
+          <w:iCs w:val="0"/>
+          <w:caps w:val="0"/>
+          <w:color w:val="1A1C1E"/>
+          <w:spacing w:val="0"/>
+          <w:sz w:val="24"/>
+          <w:szCs w:val="24"/>
+          <w:shd w:val="clear" w:fill="FFFFFF"/>
+        </w:rPr>
+        <w:t>Alors, quelle est la Particule Fondamentale du Niveau 0 ?</w:t>
+      </w:r>
+      <w:bookmarkStart w:id="0" w:name="_GoBack"/>
+      <w:bookmarkEnd w:id="0"/>
+    </w:p>
+    <w:p>
+      <w:pPr>
+        <w:keepNext w:val="0"/>
+        <w:keepLines w:val="0"/>
+        <w:pageBreakBefore w:val="0"/>
+        <w:widowControl/>
+        <w:numPr>
+          <w:ilvl w:val="1"/>
+          <w:numId w:val="3"/>
+        </w:numPr>
+        <w:suppressLineNumbers w:val="0"/>
+        <w:kinsoku/>
+        <w:wordWrap/>
+        <w:overflowPunct/>
+        <w:topLinePunct w:val="0"/>
+        <w:autoSpaceDE/>
+        <w:autoSpaceDN/>
+        <w:bidi w:val="0"/>
+        <w:adjustRightInd/>
+        <w:snapToGrid/>
+        <w:spacing w:before="220" w:beforeAutospacing="0" w:after="220" w:afterAutospacing="0" w:line="240" w:lineRule="atLeast"/>
+        <w:ind w:left="806" w:leftChars="0" w:hanging="360" w:firstLineChars="0"/>
+        <w:textAlignment w:val="auto"/>
+        <w:rPr>
+          <w:rFonts w:hint="default" w:ascii="Palatino Linotype" w:hAnsi="Palatino Linotype" w:eastAsia="sans-serif" w:cs="Palatino Linotype"/>
+          <w:i w:val="0"/>
+          <w:iCs w:val="0"/>
+          <w:caps w:val="0"/>
+          <w:color w:val="1A1C1E"/>
+          <w:spacing w:val="0"/>
+          <w:sz w:val="24"/>
+          <w:szCs w:val="24"/>
+          <w:shd w:val="clear" w:fill="FFFFFF"/>
+        </w:rPr>
+      </w:pPr>
+      <w:r>
+        <w:rPr>
+          <w:rFonts w:hint="default" w:ascii="Palatino Linotype" w:hAnsi="Palatino Linotype" w:eastAsia="sans-serif" w:cs="Palatino Linotype"/>
+          <w:i w:val="0"/>
+          <w:iCs w:val="0"/>
+          <w:caps w:val="0"/>
+          <w:color w:val="1A1C1E"/>
+          <w:spacing w:val="0"/>
+          <w:sz w:val="24"/>
+          <w:szCs w:val="24"/>
+          <w:shd w:val="clear" w:fill="FFFFFF"/>
+        </w:rPr>
+        <w:t>Le parcours de la physique des particules est la véritable quête de cette réponse. Nous avons découvert l'atome, mais avec sa structure d'un noyau et d'électrons en orbite, il s'agit clairement d'une « structure intermédiaire », un système solaire miniature.</w:t>
+      </w:r>
+    </w:p>
+    <w:p>
+      <w:pPr>
+        <w:keepNext w:val="0"/>
+        <w:keepLines w:val="0"/>
+        <w:pageBreakBefore w:val="0"/>
+        <w:widowControl/>
+        <w:numPr>
+          <w:ilvl w:val="1"/>
+          <w:numId w:val="3"/>
+        </w:numPr>
+        <w:suppressLineNumbers w:val="0"/>
+        <w:kinsoku/>
+        <w:wordWrap/>
+        <w:overflowPunct/>
+        <w:topLinePunct w:val="0"/>
+        <w:autoSpaceDE/>
+        <w:autoSpaceDN/>
+        <w:bidi w:val="0"/>
+        <w:adjustRightInd/>
+        <w:snapToGrid/>
+        <w:spacing w:before="220" w:beforeAutospacing="0" w:after="220" w:afterAutospacing="0" w:line="240" w:lineRule="atLeast"/>
+        <w:ind w:left="806" w:leftChars="0" w:hanging="360" w:firstLineChars="0"/>
+        <w:textAlignment w:val="auto"/>
+        <w:rPr>
+          <w:rFonts w:hint="default" w:ascii="Palatino Linotype" w:hAnsi="Palatino Linotype" w:eastAsia="sans-serif" w:cs="Palatino Linotype"/>
+          <w:i w:val="0"/>
+          <w:iCs w:val="0"/>
+          <w:caps w:val="0"/>
+          <w:color w:val="1A1C1E"/>
+          <w:spacing w:val="0"/>
+          <w:sz w:val="24"/>
+          <w:szCs w:val="24"/>
+          <w:shd w:val="clear" w:fill="FFFFFF"/>
+        </w:rPr>
+      </w:pPr>
+      <w:r>
+        <w:rPr>
+          <w:rFonts w:hint="default" w:ascii="Palatino Linotype" w:hAnsi="Palatino Linotype" w:eastAsia="sans-serif" w:cs="Palatino Linotype"/>
+          <w:i w:val="0"/>
+          <w:iCs w:val="0"/>
+          <w:caps w:val="0"/>
+          <w:color w:val="1A1C1E"/>
+          <w:spacing w:val="0"/>
+          <w:sz w:val="24"/>
+          <w:szCs w:val="24"/>
+          <w:shd w:val="clear" w:fill="FFFFFF"/>
+        </w:rPr>
+        <w:t>Selon notre logique fractale, une Particule Fondamentale de Niveau 0 doit être composée d'un nombre innombrable de Particules Fondamentales de Niveau -1. Mais ici, nous rencontrons une contradiction intéressante avec la science actuelle. La physique affirme qu'un proton (un composant du noyau) n'est constitué que de 3 quarks. Si tel est le cas, ni le proton ni le quark ne peuvent être considérés comme des « Particules Fondamentales » selon notre définition ; ils ne sont que de très petites « structures intermédiaires » sur le chemin qui s'enfonce dans le microcosme.</w:t>
+      </w:r>
+    </w:p>
+    <w:p>
+      <w:pPr>
+        <w:keepNext w:val="0"/>
+        <w:keepLines w:val="0"/>
+        <w:pageBreakBefore w:val="0"/>
+        <w:widowControl/>
+        <w:numPr>
+          <w:ilvl w:val="1"/>
+          <w:numId w:val="3"/>
+        </w:numPr>
+        <w:suppressLineNumbers w:val="0"/>
+        <w:kinsoku/>
+        <w:wordWrap/>
+        <w:overflowPunct/>
+        <w:topLinePunct w:val="0"/>
+        <w:autoSpaceDE/>
+        <w:autoSpaceDN/>
+        <w:bidi w:val="0"/>
+        <w:adjustRightInd/>
+        <w:snapToGrid/>
+        <w:spacing w:before="220" w:beforeAutospacing="0" w:after="220" w:afterAutospacing="0" w:line="240" w:lineRule="atLeast"/>
+        <w:ind w:left="806" w:leftChars="0" w:hanging="360" w:firstLineChars="0"/>
+        <w:textAlignment w:val="auto"/>
+        <w:rPr>
+          <w:rFonts w:hint="default" w:ascii="Palatino Linotype" w:hAnsi="Palatino Linotype" w:eastAsia="sans-serif" w:cs="Palatino Linotype"/>
+          <w:sz w:val="24"/>
+          <w:szCs w:val="24"/>
+        </w:rPr>
+      </w:pPr>
+      <w:r>
+        <w:rPr>
+          <w:rFonts w:hint="default" w:ascii="Palatino Linotype" w:hAnsi="Palatino Linotype" w:eastAsia="sans-serif" w:cs="Palatino Linotype"/>
+          <w:i w:val="0"/>
+          <w:iCs w:val="0"/>
+          <w:caps w:val="0"/>
+          <w:color w:val="1A1C1E"/>
+          <w:spacing w:val="0"/>
+          <w:sz w:val="24"/>
+          <w:szCs w:val="24"/>
+          <w:shd w:val="clear" w:fill="FFFFFF"/>
+        </w:rPr>
+        <w:t>Cela ne signifie pas que la science a tort. Cela suggère simplement une possibilité stupéfiante : que même avec nos plus puissants accélérateurs de particules, nous n'avons probablement pas encore atteint la véritable « Particule Fondamentale » du Niveau 0, et encore moins connaissons quoi que ce soit des niveaux micro-cosmiques plus profonds. Ce que n</w:t>
+      </w:r>
+      <w:r>
+        <w:rPr>
+          <w:rFonts w:hint="default" w:ascii="Palatino Linotype" w:hAnsi="Palatino Linotype" w:eastAsia="sans-serif" w:cs="Palatino Linotype"/>
+          <w:i w:val="0"/>
+          <w:iCs w:val="0"/>
+          <w:caps w:val="0"/>
+          <w:color w:val="1A1C1E"/>
+          <w:spacing w:val="0"/>
+          <w:sz w:val="24"/>
+          <w:szCs w:val="24"/>
+          <w:shd w:val="clear" w:fill="FFFFFF"/>
+        </w:rPr>
+        <w:t>ous connaissons aujourd'hui pourrait n'être que la couche superficielle d'un océan microscopique infini.</w:t>
+      </w:r>
+    </w:p>
+    <w:p>
+      <w:pPr>
+        <w:pStyle w:val="4"/>
+        <w:keepNext w:val="0"/>
+        <w:keepLines w:val="0"/>
+        <w:widowControl/>
+        <w:suppressLineNumbers w:val="0"/>
+        <w:shd w:val="clear" w:fill="FFFFFF"/>
+        <w:spacing w:before="0" w:beforeAutospacing="1" w:after="0" w:afterAutospacing="0" w:line="240" w:lineRule="atLeast"/>
+        <w:ind w:left="0" w:right="0" w:firstLine="0"/>
+        <w:rPr>
+          <w:rFonts w:hint="default" w:ascii="Palatino Linotype" w:hAnsi="Palatino Linotype" w:eastAsia="sans-serif" w:cs="Palatino Linotype"/>
+          <w:i w:val="0"/>
+          <w:iCs w:val="0"/>
+          <w:caps w:val="0"/>
+          <w:color w:val="1A1C1E"/>
+          <w:spacing w:val="0"/>
+          <w:sz w:val="24"/>
+          <w:szCs w:val="24"/>
+        </w:rPr>
+      </w:pPr>
+      <w:r>
+        <w:rPr>
+          <w:rFonts w:hint="default" w:ascii="Palatino Linotype" w:hAnsi="Palatino Linotype" w:eastAsia="sans-serif" w:cs="Palatino Linotype"/>
+          <w:i w:val="0"/>
+          <w:iCs w:val="0"/>
+          <w:caps w:val="0"/>
+          <w:color w:val="1A1C1E"/>
+          <w:spacing w:val="0"/>
+          <w:sz w:val="24"/>
+          <w:szCs w:val="24"/>
+          <w:shd w:val="clear" w:fill="FFFFFF"/>
+        </w:rPr>
+        <w:t>Dans cette perspective, l'univers n'est pas seulement une ligne droite allant du petit au grand. C'est une structure infiniment stratifiée dans les directions à la fois microscopique et macroscopique. Le plus petit et le plus grand ne sont pas séparés – ils se reflètent mutuellement comme les deux faces d'une même pièce. Comprendre la structure d'un Système Solaire pourrait nous aider à imaginer la structure d'un atome. Et reconnaître l'existence d'infinis niveaux micro-cosmiques ouvre la possibilité que le monde macroscopique que nous observons soit lui-même une simple « particule » au sein d'une structure encore plus grandiose.</w:t>
+      </w:r>
+    </w:p>
+    <w:p>
+      <w:pPr>
+        <w:pStyle w:val="4"/>
+        <w:keepNext w:val="0"/>
+        <w:keepLines w:val="0"/>
+        <w:widowControl/>
+        <w:suppressLineNumbers w:val="0"/>
+        <w:shd w:val="clear" w:fill="FFFFFF"/>
+        <w:spacing w:before="0" w:beforeAutospacing="1" w:after="216" w:afterAutospacing="0" w:line="240" w:lineRule="atLeast"/>
+        <w:ind w:left="0" w:right="0" w:firstLine="0"/>
+        <w:rPr>
+          <w:rFonts w:hint="default" w:ascii="Palatino Linotype" w:hAnsi="Palatino Linotype" w:eastAsia="sans-serif" w:cs="Palatino Linotype"/>
+          <w:i w:val="0"/>
+          <w:iCs w:val="0"/>
+          <w:caps w:val="0"/>
+          <w:color w:val="1A1C1E"/>
+          <w:spacing w:val="0"/>
+          <w:sz w:val="24"/>
+          <w:szCs w:val="24"/>
+          <w:shd w:val="clear" w:fill="FFFFFF"/>
+        </w:rPr>
+      </w:pPr>
+    </w:p>
+    <w:p>
+      <w:pPr>
+        <w:pStyle w:val="4"/>
+        <w:keepNext w:val="0"/>
+        <w:keepLines w:val="0"/>
+        <w:widowControl/>
+        <w:suppressLineNumbers w:val="0"/>
+        <w:shd w:val="clear" w:fill="FFFFFF"/>
+        <w:spacing w:before="0" w:beforeAutospacing="1" w:after="216" w:afterAutospacing="0" w:line="240" w:lineRule="atLeast"/>
+        <w:ind w:left="0" w:right="0" w:firstLine="0"/>
+        <w:rPr>
+          <w:rFonts w:hint="default" w:ascii="Palatino Linotype" w:hAnsi="Palatino Linotype" w:eastAsia="sans-serif" w:cs="Palatino Linotype"/>
+          <w:i w:val="0"/>
+          <w:iCs w:val="0"/>
+          <w:caps w:val="0"/>
+          <w:color w:val="1A1C1E"/>
+          <w:spacing w:val="0"/>
+          <w:sz w:val="24"/>
+          <w:szCs w:val="24"/>
+          <w:shd w:val="clear" w:fill="FFFFFF"/>
+        </w:rPr>
+      </w:pPr>
+    </w:p>
+    <w:p>
+      <w:pPr>
+        <w:pStyle w:val="4"/>
+        <w:keepNext w:val="0"/>
+        <w:keepLines w:val="0"/>
+        <w:widowControl/>
+        <w:suppressLineNumbers w:val="0"/>
+        <w:shd w:val="clear" w:fill="FFFFFF"/>
+        <w:spacing w:before="0" w:beforeAutospacing="1" w:after="216" w:afterAutospacing="0" w:line="240" w:lineRule="atLeast"/>
+        <w:ind w:left="0" w:right="0" w:firstLine="0"/>
+        <w:rPr>
+          <w:rFonts w:hint="default" w:ascii="Palatino Linotype" w:hAnsi="Palatino Linotype" w:eastAsia="sans-serif" w:cs="Palatino Linotype"/>
+          <w:b/>
+          <w:bCs/>
+          <w:i w:val="0"/>
+          <w:iCs w:val="0"/>
+          <w:caps w:val="0"/>
+          <w:color w:val="1A1C1E"/>
+          <w:spacing w:val="0"/>
+          <w:sz w:val="32"/>
+          <w:szCs w:val="32"/>
+          <w:shd w:val="clear" w:fill="FFFFFF"/>
+        </w:rPr>
+      </w:pPr>
+      <w:r>
+        <w:rPr>
+          <w:rFonts w:hint="default" w:ascii="Palatino Linotype" w:hAnsi="Palatino Linotype" w:eastAsia="sans-serif" w:cs="Palatino Linotype"/>
+          <w:b/>
+          <w:bCs/>
+          <w:i w:val="0"/>
+          <w:iCs w:val="0"/>
+          <w:caps w:val="0"/>
+          <w:color w:val="1A1C1E"/>
+          <w:spacing w:val="0"/>
+          <w:sz w:val="32"/>
+          <w:szCs w:val="32"/>
+          <w:shd w:val="clear" w:fill="FFFFFF"/>
+        </w:rPr>
+        <w:t>Chapitre VII : Au-delà du Seuil de l'Observation</w:t>
+      </w:r>
+    </w:p>
+    <w:p>
+      <w:pPr>
+        <w:pStyle w:val="4"/>
+        <w:keepNext w:val="0"/>
+        <w:keepLines w:val="0"/>
+        <w:widowControl/>
+        <w:suppressLineNumbers w:val="0"/>
+        <w:shd w:val="clear" w:fill="FFFFFF"/>
+        <w:spacing w:before="0" w:beforeAutospacing="1" w:after="216" w:afterAutospacing="0" w:line="240" w:lineRule="atLeast"/>
+        <w:ind w:left="0" w:right="0" w:firstLine="0"/>
+        <w:rPr>
+          <w:rFonts w:hint="default" w:ascii="Palatino Linotype" w:hAnsi="Palatino Linotype" w:eastAsia="sans-serif" w:cs="Palatino Linotype"/>
+          <w:i w:val="0"/>
+          <w:iCs w:val="0"/>
+          <w:caps w:val="0"/>
+          <w:color w:val="1A1C1E"/>
+          <w:spacing w:val="0"/>
+          <w:sz w:val="24"/>
+          <w:szCs w:val="24"/>
+        </w:rPr>
+      </w:pPr>
+      <w:r>
+        <w:rPr>
+          <w:rFonts w:hint="default" w:ascii="Palatino Linotype" w:hAnsi="Palatino Linotype" w:eastAsia="sans-serif" w:cs="Palatino Linotype"/>
+          <w:i w:val="0"/>
+          <w:iCs w:val="0"/>
+          <w:caps w:val="0"/>
+          <w:color w:val="1A1C1E"/>
+          <w:spacing w:val="0"/>
+          <w:sz w:val="24"/>
+          <w:szCs w:val="24"/>
+          <w:shd w:val="clear" w:fill="FFFFFF"/>
+        </w:rPr>
+        <w:t>Face à une cosmologie multicouche, la question la plus importante n'est pas « Comment ce modèle explique-t-il les données ? », mais plutôt : « Est-il possible que les données mêmes que nous possédons ne soient que l'image d'une partie infiniment petite de la réalité ? ». Au lieu d'essayer de réconcilier, essayons de poser des questions sur les limites mêmes de notre observation :</w:t>
       </w:r>
     </w:p>
     <w:p>
@@ -2976,6 +3421,18 @@
         <w:ind w:left="420" w:leftChars="0" w:right="0" w:hanging="420" w:firstLineChars="0"/>
         <w:rPr>
           <w:rFonts w:hint="default" w:ascii="Palatino Linotype" w:hAnsi="Palatino Linotype" w:eastAsia="sans-serif" w:cs="Palatino Linotype"/>
+          <w:i w:val="0"/>
+          <w:iCs w:val="0"/>
+          <w:caps w:val="0"/>
+          <w:color w:val="1A1C1E"/>
+          <w:spacing w:val="0"/>
+          <w:sz w:val="24"/>
+          <w:szCs w:val="24"/>
+        </w:rPr>
+      </w:pPr>
+      <w:r>
+        <w:rPr>
+          <w:rFonts w:hint="default" w:ascii="Palatino Linotype" w:hAnsi="Palatino Linotype" w:eastAsia="sans-serif" w:cs="Palatino Linotype"/>
           <w:b/>
           <w:bCs/>
           <w:i w:val="0"/>
@@ -2985,23 +3442,23 @@
           <w:spacing w:val="0"/>
           <w:sz w:val="24"/>
           <w:szCs w:val="24"/>
-        </w:rPr>
-      </w:pPr>
-      <w:r>
-        <w:rPr>
-          <w:rFonts w:hint="default" w:ascii="Palatino Linotype" w:hAnsi="Palatino Linotype" w:eastAsia="sans-serif" w:cs="Palatino Linotype"/>
-          <w:b/>
-          <w:bCs/>
-          <w:i w:val="0"/>
-          <w:iCs w:val="0"/>
-          <w:caps w:val="0"/>
-          <w:color w:val="1A1C1E"/>
-          <w:spacing w:val="0"/>
-          <w:sz w:val="24"/>
-          <w:szCs w:val="24"/>
-          <w:shd w:val="clear" w:fill="FFFFFF"/>
-        </w:rPr>
-        <w:t>Le Niveau 0 est l'atome.</w:t>
+          <w:shd w:val="clear" w:fill="FFFFFF"/>
+        </w:rPr>
+        <w:t>Concernant l'échelle de l'« Univers » :</w:t>
+      </w:r>
+      <w:r>
+        <w:rPr>
+          <w:rFonts w:hint="default" w:ascii="Palatino Linotype" w:hAnsi="Palatino Linotype" w:eastAsia="sans-serif" w:cs="Palatino Linotype"/>
+          <w:i w:val="0"/>
+          <w:iCs w:val="0"/>
+          <w:caps w:val="0"/>
+          <w:color w:val="1A1C1E"/>
+          <w:spacing w:val="0"/>
+          <w:sz w:val="24"/>
+          <w:szCs w:val="24"/>
+          <w:shd w:val="clear" w:fill="FFFFFF"/>
+        </w:rPr>
+        <w:t xml:space="preserve"> La science étudie l'expansion de l'« univers observable » et l'appelle le Big Bang. Mais se pourrait-il que tout ce grand événement, de son début à sa fin, ne soit que l'équivalent de l'instant où une bulle éclate à la surface d'un océan infini ? Si c'est le cas, les lois dérivées de l'observation de cette bulle peuvent-elles s'appliquer à l'océan tout entier ?</w:t>
       </w:r>
     </w:p>
     <w:p>
@@ -3043,187 +3500,21 @@
           <w:szCs w:val="24"/>
           <w:shd w:val="clear" w:fill="FFFFFF"/>
         </w:rPr>
-        <w:t>Le Niveau +1 est le corps céleste </w:t>
-      </w:r>
-      <w:r>
-        <w:rPr>
-          <w:rFonts w:hint="default" w:ascii="Palatino Linotype" w:hAnsi="Palatino Linotype" w:eastAsia="sans-serif" w:cs="Palatino Linotype"/>
-          <w:i w:val="0"/>
-          <w:iCs w:val="0"/>
-          <w:caps w:val="0"/>
-          <w:color w:val="1A1C1E"/>
-          <w:spacing w:val="0"/>
-          <w:sz w:val="24"/>
-          <w:szCs w:val="24"/>
-          <w:shd w:val="clear" w:fill="FFFFFF"/>
-        </w:rPr>
-        <w:t>– des minuscules météoroïdes aux étoiles géantes.</w:t>
-      </w:r>
-      <w:r>
-        <w:rPr>
-          <w:rFonts w:hint="default" w:ascii="Palatino Linotype" w:hAnsi="Palatino Linotype" w:eastAsia="sans-serif" w:cs="Palatino Linotype"/>
-          <w:i w:val="0"/>
-          <w:iCs w:val="0"/>
-          <w:caps w:val="0"/>
-          <w:color w:val="1A1C1E"/>
-          <w:spacing w:val="0"/>
-          <w:sz w:val="24"/>
-          <w:szCs w:val="24"/>
-          <w:shd w:val="clear" w:fill="FFFFFF"/>
-          <w:lang w:val="en-US"/>
-        </w:rPr>
-        <w:t xml:space="preserve"> </w:t>
-      </w:r>
-      <w:r>
-        <w:rPr>
-          <w:rFonts w:hint="default" w:ascii="Palatino Linotype" w:hAnsi="Palatino Linotype" w:eastAsia="sans-serif" w:cs="Palatino Linotype"/>
-          <w:i w:val="0"/>
-          <w:iCs w:val="0"/>
-          <w:caps w:val="0"/>
-          <w:color w:val="1A1C1E"/>
-          <w:spacing w:val="0"/>
-          <w:sz w:val="24"/>
-          <w:szCs w:val="24"/>
-          <w:shd w:val="clear" w:fill="FFFFFF"/>
-        </w:rPr>
-        <w:t>Alors qu'en est-il des humains, des animaux et des plantes ? Nous sommes des formes d'existence intermédiaires incroyablement complexes, des corps vivants composés d'innombrables particules de Niveau 0, existant à la surface d'une particule de Niveau +1, cette planète. Des structures plus grandes comme le Système Solaire ou même les galaxies sont également des structures intermédiaires. Une galaxie est comme un gigantesque « amas de cellules », une agrégation de milliards de particules de Niveau +1.</w:t>
-      </w:r>
-    </w:p>
-    <w:p>
-      <w:pPr>
-        <w:pStyle w:val="4"/>
-        <w:keepNext w:val="0"/>
-        <w:keepLines w:val="0"/>
-        <w:widowControl/>
-        <w:suppressLineNumbers w:val="0"/>
-        <w:shd w:val="clear" w:fill="FFFFFF"/>
-        <w:spacing w:before="0" w:beforeAutospacing="1" w:after="216" w:afterAutospacing="0" w:line="240" w:lineRule="atLeast"/>
-        <w:ind w:left="0" w:right="0" w:firstLine="0"/>
-        <w:rPr>
-          <w:rFonts w:hint="default" w:ascii="Palatino Linotype" w:hAnsi="Palatino Linotype" w:eastAsia="sans-serif" w:cs="Palatino Linotype"/>
-          <w:i w:val="0"/>
-          <w:iCs w:val="0"/>
-          <w:caps w:val="0"/>
-          <w:color w:val="1A1C1E"/>
-          <w:spacing w:val="0"/>
-          <w:sz w:val="24"/>
-          <w:szCs w:val="24"/>
-          <w:shd w:val="clear" w:fill="FFFFFF"/>
-        </w:rPr>
-      </w:pPr>
-      <w:r>
-        <w:rPr>
-          <w:rFonts w:hint="default" w:ascii="Palatino Linotype" w:hAnsi="Palatino Linotype" w:eastAsia="sans-serif" w:cs="Palatino Linotype"/>
-          <w:i w:val="0"/>
-          <w:iCs w:val="0"/>
-          <w:caps w:val="0"/>
-          <w:color w:val="1A1C1E"/>
-          <w:spacing w:val="0"/>
-          <w:sz w:val="24"/>
-          <w:szCs w:val="24"/>
-          <w:shd w:val="clear" w:fill="FFFFFF"/>
-        </w:rPr>
-        <w:t>La question vertigineuse est la suivante : qu'est-ce donc qu'une particule de Niveau +2 ? Peut-être que tout l'« univers observable » connu de la science aujourd'hui n'est qu'une telle particule, et qu'elle fait elle-même partie d'une structure encore plus grande et infinie. Le microcosme et le macrocosme ne sont que des directions opposées sur le même axe de l'existence. Le plus petit et le plus grand ne sont pas séparés – ils se reflètent l'un l'autre comme les deux faces d'un même miroir. Si l'on voyageait assez loin dans l'une ou l'autre direction, peut-être se retrouverait-on à l'autre bout.</w:t>
-      </w:r>
-    </w:p>
-    <w:p>
-      <w:pPr>
-        <w:pStyle w:val="4"/>
-        <w:keepNext w:val="0"/>
-        <w:keepLines w:val="0"/>
-        <w:widowControl/>
-        <w:suppressLineNumbers w:val="0"/>
-        <w:shd w:val="clear" w:fill="FFFFFF"/>
-        <w:spacing w:before="0" w:beforeAutospacing="1" w:after="216" w:afterAutospacing="0" w:line="240" w:lineRule="atLeast"/>
-        <w:ind w:left="0" w:right="0" w:firstLine="0"/>
-        <w:rPr>
-          <w:rFonts w:hint="default" w:ascii="Palatino Linotype" w:hAnsi="Palatino Linotype" w:eastAsia="sans-serif" w:cs="Palatino Linotype"/>
-          <w:i w:val="0"/>
-          <w:iCs w:val="0"/>
-          <w:caps w:val="0"/>
-          <w:color w:val="1A1C1E"/>
-          <w:spacing w:val="0"/>
-          <w:sz w:val="24"/>
-          <w:szCs w:val="24"/>
-          <w:shd w:val="clear" w:fill="FFFFFF"/>
-        </w:rPr>
-      </w:pPr>
-    </w:p>
-    <w:p>
-      <w:pPr>
-        <w:pStyle w:val="4"/>
-        <w:keepNext w:val="0"/>
-        <w:keepLines w:val="0"/>
-        <w:widowControl/>
-        <w:suppressLineNumbers w:val="0"/>
-        <w:shd w:val="clear" w:fill="FFFFFF"/>
-        <w:spacing w:before="0" w:beforeAutospacing="1" w:after="216" w:afterAutospacing="0" w:line="240" w:lineRule="atLeast"/>
-        <w:ind w:left="0" w:right="0" w:firstLine="0"/>
-        <w:rPr>
-          <w:rFonts w:hint="default" w:ascii="Palatino Linotype" w:hAnsi="Palatino Linotype" w:eastAsia="sans-serif" w:cs="Palatino Linotype"/>
-          <w:b/>
-          <w:bCs/>
-          <w:i w:val="0"/>
-          <w:iCs w:val="0"/>
-          <w:caps w:val="0"/>
-          <w:color w:val="1A1C1E"/>
-          <w:spacing w:val="0"/>
-          <w:sz w:val="32"/>
-          <w:szCs w:val="32"/>
-          <w:shd w:val="clear" w:fill="FFFFFF"/>
-        </w:rPr>
-      </w:pPr>
-      <w:r>
-        <w:rPr>
-          <w:rFonts w:hint="default" w:ascii="Palatino Linotype" w:hAnsi="Palatino Linotype" w:eastAsia="sans-serif" w:cs="Palatino Linotype"/>
-          <w:b/>
-          <w:bCs/>
-          <w:i w:val="0"/>
-          <w:iCs w:val="0"/>
-          <w:caps w:val="0"/>
-          <w:color w:val="1A1C1E"/>
-          <w:spacing w:val="0"/>
-          <w:sz w:val="32"/>
-          <w:szCs w:val="32"/>
-          <w:shd w:val="clear" w:fill="FFFFFF"/>
-        </w:rPr>
-        <w:t>Chapitre VII : Au-delà du Seuil de l'Observation</w:t>
-      </w:r>
-    </w:p>
-    <w:p>
-      <w:pPr>
-        <w:pStyle w:val="4"/>
-        <w:keepNext w:val="0"/>
-        <w:keepLines w:val="0"/>
-        <w:widowControl/>
-        <w:suppressLineNumbers w:val="0"/>
-        <w:shd w:val="clear" w:fill="FFFFFF"/>
-        <w:spacing w:before="0" w:beforeAutospacing="1" w:after="216" w:afterAutospacing="0" w:line="240" w:lineRule="atLeast"/>
-        <w:ind w:left="0" w:right="0" w:firstLine="0"/>
-        <w:rPr>
-          <w:rFonts w:hint="default" w:ascii="Palatino Linotype" w:hAnsi="Palatino Linotype" w:eastAsia="sans-serif" w:cs="Palatino Linotype"/>
-          <w:i w:val="0"/>
-          <w:iCs w:val="0"/>
-          <w:caps w:val="0"/>
-          <w:color w:val="1A1C1E"/>
-          <w:spacing w:val="0"/>
-          <w:sz w:val="24"/>
-          <w:szCs w:val="24"/>
-        </w:rPr>
-      </w:pPr>
-      <w:r>
-        <w:rPr>
-          <w:rFonts w:hint="default" w:ascii="Palatino Linotype" w:hAnsi="Palatino Linotype" w:eastAsia="sans-serif" w:cs="Palatino Linotype"/>
-          <w:i w:val="0"/>
-          <w:iCs w:val="0"/>
-          <w:caps w:val="0"/>
-          <w:color w:val="1A1C1E"/>
-          <w:spacing w:val="0"/>
-          <w:sz w:val="24"/>
-          <w:szCs w:val="24"/>
-          <w:shd w:val="clear" w:fill="FFFFFF"/>
-        </w:rPr>
-        <w:t>Face à une cosmologie multicouche, la question la plus importante n'est pas « Comment ce modèle explique-t-il les données ? », mais plutôt : « Est-il possible que les données mêmes que nous possédons ne soient que l'image d'une partie infiniment petite de la réalité ? ». Au lieu d'essayer de réconcilier, essayons de poser des questions sur les limites mêmes de notre observation :</w:t>
+        <w:t>Concernant la nature des « Lois » :</w:t>
+      </w:r>
+      <w:r>
+        <w:rPr>
+          <w:rFonts w:hint="default" w:ascii="Palatino Linotype" w:hAnsi="Palatino Linotype" w:eastAsia="sans-serif" w:cs="Palatino Linotype"/>
+          <w:i w:val="0"/>
+          <w:iCs w:val="0"/>
+          <w:caps w:val="0"/>
+          <w:color w:val="1A1C1E"/>
+          <w:spacing w:val="0"/>
+          <w:sz w:val="24"/>
+          <w:szCs w:val="24"/>
+          <w:shd w:val="clear" w:fill="FFFFFF"/>
+        </w:rPr>
+        <w:t xml:space="preserve"> Nous mesurons la « flèche du temps » à travers la loi de l'entropie. Mais est-ce une loi éternelle de toutes les dimensions spatiales, ou n'est-ce qu'une « règle du jeu » temporaire pour ce royaume matériel, pendant la phase de « Formation-Stase » d'un cycle plus large ? Tout comme la loi de la respiration ne s'applique qu'à un corps vivant, les lois physiques perdent-elles leur validité lorsqu'un cycle cosmique atteint sa phase de « Destruction » ?</w:t>
       </w:r>
     </w:p>
     <w:p>
@@ -3265,49 +3556,93 @@
           <w:szCs w:val="24"/>
           <w:shd w:val="clear" w:fill="FFFFFF"/>
         </w:rPr>
-        <w:t>Concernant l'échelle de l'« Univers » :</w:t>
-      </w:r>
-      <w:r>
-        <w:rPr>
-          <w:rFonts w:hint="default" w:ascii="Palatino Linotype" w:hAnsi="Palatino Linotype" w:eastAsia="sans-serif" w:cs="Palatino Linotype"/>
-          <w:i w:val="0"/>
-          <w:iCs w:val="0"/>
-          <w:caps w:val="0"/>
-          <w:color w:val="1A1C1E"/>
-          <w:spacing w:val="0"/>
-          <w:sz w:val="24"/>
-          <w:szCs w:val="24"/>
-          <w:shd w:val="clear" w:fill="FFFFFF"/>
-        </w:rPr>
-        <w:t xml:space="preserve"> La science étudie l'expansion de l'« univers observable » et l'appelle le Big Bang. Mais se pourrait-il que tout ce grand événement, de son début à sa fin, ne soit que l'équivalent de l'instant où une bulle éclate à la surface d'un océan infini ? Si c'est le cas, les lois dérivées de l'observation de cette bulle peuvent-elles s'appliquer à l'océan tout entier ?</w:t>
-      </w:r>
-    </w:p>
-    <w:p>
-      <w:pPr>
-        <w:pStyle w:val="4"/>
-        <w:keepNext w:val="0"/>
-        <w:keepLines w:val="0"/>
-        <w:widowControl/>
-        <w:numPr>
-          <w:ilvl w:val="0"/>
-          <w:numId w:val="1"/>
-        </w:numPr>
-        <w:suppressLineNumbers w:val="0"/>
-        <w:shd w:val="clear" w:fill="FFFFFF"/>
-        <w:spacing w:before="0" w:beforeAutospacing="1" w:after="216" w:afterAutospacing="0" w:line="240" w:lineRule="atLeast"/>
-        <w:ind w:left="420" w:leftChars="0" w:right="0" w:hanging="420" w:firstLineChars="0"/>
-        <w:rPr>
-          <w:rFonts w:hint="default" w:ascii="Palatino Linotype" w:hAnsi="Palatino Linotype" w:eastAsia="sans-serif" w:cs="Palatino Linotype"/>
-          <w:i w:val="0"/>
-          <w:iCs w:val="0"/>
-          <w:caps w:val="0"/>
-          <w:color w:val="1A1C1E"/>
-          <w:spacing w:val="0"/>
-          <w:sz w:val="24"/>
-          <w:szCs w:val="24"/>
-        </w:rPr>
-      </w:pPr>
-      <w:r>
+        <w:t>Concernant la vérité derrière les « Données » :</w:t>
+      </w:r>
+      <w:r>
+        <w:rPr>
+          <w:rFonts w:hint="default" w:ascii="Palatino Linotype" w:hAnsi="Palatino Linotype" w:eastAsia="sans-serif" w:cs="Palatino Linotype"/>
+          <w:i w:val="0"/>
+          <w:iCs w:val="0"/>
+          <w:caps w:val="0"/>
+          <w:color w:val="1A1C1E"/>
+          <w:spacing w:val="0"/>
+          <w:sz w:val="24"/>
+          <w:szCs w:val="24"/>
+          <w:shd w:val="clear" w:fill="FFFFFF"/>
+        </w:rPr>
+        <w:t xml:space="preserve"> Les observations de la « matière noire » ou de l'« énergie sombre » nous montrent-elles de nouvelles entités, ou ne sont-elles que les « pièces manquantes » d'une équation que nous avons nous-mêmes imparfaitement construite ? Sont-elles des signes que nos outils et nos théories ont atteint leurs limites et tentent de mesurer quelque chose qui dépasse leur capacité de mesure ?</w:t>
+      </w:r>
+    </w:p>
+    <w:p>
+      <w:pPr>
+        <w:pStyle w:val="4"/>
+        <w:keepNext w:val="0"/>
+        <w:keepLines w:val="0"/>
+        <w:widowControl/>
+        <w:suppressLineNumbers w:val="0"/>
+        <w:shd w:val="clear" w:fill="FFFFFF"/>
+        <w:spacing w:before="0" w:beforeAutospacing="1" w:after="216" w:afterAutospacing="0" w:line="240" w:lineRule="atLeast"/>
+        <w:ind w:left="0" w:right="0" w:firstLine="0"/>
+        <w:rPr>
+          <w:rFonts w:hint="default" w:ascii="Palatino Linotype" w:hAnsi="Palatino Linotype" w:eastAsia="sans-serif" w:cs="Palatino Linotype"/>
+          <w:i w:val="0"/>
+          <w:iCs w:val="0"/>
+          <w:caps w:val="0"/>
+          <w:color w:val="1A1C1E"/>
+          <w:spacing w:val="0"/>
+          <w:sz w:val="24"/>
+          <w:szCs w:val="24"/>
+          <w:shd w:val="clear" w:fill="FFFFFF"/>
+        </w:rPr>
+      </w:pPr>
+      <w:r>
+        <w:rPr>
+          <w:rFonts w:hint="default" w:ascii="Palatino Linotype" w:hAnsi="Palatino Linotype" w:eastAsia="sans-serif" w:cs="Palatino Linotype"/>
+          <w:i w:val="0"/>
+          <w:iCs w:val="0"/>
+          <w:caps w:val="0"/>
+          <w:color w:val="1A1C1E"/>
+          <w:spacing w:val="0"/>
+          <w:sz w:val="24"/>
+          <w:szCs w:val="24"/>
+          <w:shd w:val="clear" w:fill="FFFFFF"/>
+        </w:rPr>
+        <w:t>Ces questions n'ont pas pour but de nier la valeur de la science. Au contraire, elles sont une invitation pour la science à regarder courageusement ses propres limites et, ce faisant, à ouvrir une porte vers une science du futur – une science qui non seulement observe l'« ombre » de la réalité, mais peut aussi apprendre sur l'« objet » qui l'a projetée.</w:t>
+      </w:r>
+    </w:p>
+    <w:p>
+      <w:pPr>
+        <w:pStyle w:val="4"/>
+        <w:keepNext w:val="0"/>
+        <w:keepLines w:val="0"/>
+        <w:widowControl/>
+        <w:suppressLineNumbers w:val="0"/>
+        <w:shd w:val="clear" w:fill="FFFFFF"/>
+        <w:spacing w:before="0" w:beforeAutospacing="1" w:after="216" w:afterAutospacing="0" w:line="240" w:lineRule="atLeast"/>
+        <w:ind w:left="0" w:right="0" w:firstLine="0"/>
+        <w:rPr>
+          <w:rFonts w:hint="default" w:ascii="Palatino Linotype" w:hAnsi="Palatino Linotype" w:eastAsia="sans-serif" w:cs="Palatino Linotype"/>
+          <w:i w:val="0"/>
+          <w:iCs w:val="0"/>
+          <w:caps w:val="0"/>
+          <w:color w:val="1A1C1E"/>
+          <w:spacing w:val="0"/>
+          <w:sz w:val="24"/>
+          <w:szCs w:val="24"/>
+          <w:shd w:val="clear" w:fill="FFFFFF"/>
+        </w:rPr>
+      </w:pPr>
+    </w:p>
+    <w:p>
+      <w:pPr>
+        <w:pStyle w:val="4"/>
+        <w:keepNext w:val="0"/>
+        <w:keepLines w:val="0"/>
+        <w:widowControl/>
+        <w:suppressLineNumbers w:val="0"/>
+        <w:shd w:val="clear" w:fill="FFFFFF"/>
+        <w:spacing w:before="0" w:beforeAutospacing="1" w:after="216" w:afterAutospacing="0" w:line="240" w:lineRule="atLeast"/>
+        <w:ind w:left="0" w:right="0" w:firstLine="0"/>
         <w:rPr>
           <w:rFonts w:hint="default" w:ascii="Palatino Linotype" w:hAnsi="Palatino Linotype" w:eastAsia="sans-serif" w:cs="Palatino Linotype"/>
           <w:b/>
@@ -3317,50 +3652,9 @@
           <w:caps w:val="0"/>
           <w:color w:val="1A1C1E"/>
           <w:spacing w:val="0"/>
-          <w:sz w:val="24"/>
-          <w:szCs w:val="24"/>
-          <w:shd w:val="clear" w:fill="FFFFFF"/>
-        </w:rPr>
-        <w:t>Concernant la nature des « Lois » :</w:t>
-      </w:r>
-      <w:r>
-        <w:rPr>
-          <w:rFonts w:hint="default" w:ascii="Palatino Linotype" w:hAnsi="Palatino Linotype" w:eastAsia="sans-serif" w:cs="Palatino Linotype"/>
-          <w:i w:val="0"/>
-          <w:iCs w:val="0"/>
-          <w:caps w:val="0"/>
-          <w:color w:val="1A1C1E"/>
-          <w:spacing w:val="0"/>
-          <w:sz w:val="24"/>
-          <w:szCs w:val="24"/>
-          <w:shd w:val="clear" w:fill="FFFFFF"/>
-        </w:rPr>
-        <w:t xml:space="preserve"> Nous mesurons la « flèche du temps » à travers la loi de l'entropie. Mais est-ce une loi éternelle de toutes les dimensions spatiales, ou n'est-ce qu'une « règle du jeu » temporaire pour ce royaume matériel, pendant la phase de « Formation-Stase » d'un cycle plus large ? Tout comme la loi de la respiration ne s'applique qu'à un corps vivant, les lois physiques perdent-elles leur validité lorsqu'un cycle cosmique atteint sa phase de « Destruction » ?</w:t>
-      </w:r>
-    </w:p>
-    <w:p>
-      <w:pPr>
-        <w:pStyle w:val="4"/>
-        <w:keepNext w:val="0"/>
-        <w:keepLines w:val="0"/>
-        <w:widowControl/>
-        <w:numPr>
-          <w:ilvl w:val="0"/>
-          <w:numId w:val="1"/>
-        </w:numPr>
-        <w:suppressLineNumbers w:val="0"/>
-        <w:shd w:val="clear" w:fill="FFFFFF"/>
-        <w:spacing w:before="0" w:beforeAutospacing="1" w:after="216" w:afterAutospacing="0" w:line="240" w:lineRule="atLeast"/>
-        <w:ind w:left="420" w:leftChars="0" w:right="0" w:hanging="420" w:firstLineChars="0"/>
-        <w:rPr>
-          <w:rFonts w:hint="default" w:ascii="Palatino Linotype" w:hAnsi="Palatino Linotype" w:eastAsia="sans-serif" w:cs="Palatino Linotype"/>
-          <w:i w:val="0"/>
-          <w:iCs w:val="0"/>
-          <w:caps w:val="0"/>
-          <w:color w:val="1A1C1E"/>
-          <w:spacing w:val="0"/>
-          <w:sz w:val="24"/>
-          <w:szCs w:val="24"/>
+          <w:sz w:val="32"/>
+          <w:szCs w:val="32"/>
+          <w:shd w:val="clear" w:fill="FFFFFF"/>
         </w:rPr>
       </w:pPr>
       <w:r>
@@ -3373,125 +3667,10 @@
           <w:caps w:val="0"/>
           <w:color w:val="1A1C1E"/>
           <w:spacing w:val="0"/>
-          <w:sz w:val="24"/>
-          <w:szCs w:val="24"/>
-          <w:shd w:val="clear" w:fill="FFFFFF"/>
-        </w:rPr>
-        <w:t>Concernant la vérité derrière les « Données » :</w:t>
-      </w:r>
-      <w:r>
-        <w:rPr>
-          <w:rFonts w:hint="default" w:ascii="Palatino Linotype" w:hAnsi="Palatino Linotype" w:eastAsia="sans-serif" w:cs="Palatino Linotype"/>
-          <w:i w:val="0"/>
-          <w:iCs w:val="0"/>
-          <w:caps w:val="0"/>
-          <w:color w:val="1A1C1E"/>
-          <w:spacing w:val="0"/>
-          <w:sz w:val="24"/>
-          <w:szCs w:val="24"/>
-          <w:shd w:val="clear" w:fill="FFFFFF"/>
-        </w:rPr>
-        <w:t xml:space="preserve"> Les observations de la « matière noire » ou de l'« énergie sombre » nous montrent-elles de nouvelles entités, ou ne sont-elles que les « pièces manquantes » d'une équation que nous avons nous-mêmes imparfaitement construite ? Sont-elles des signes que nos outils et nos théories ont atteint leurs limites et tentent de mesurer quelque chose qui dépasse leur capacité de mesure ?</w:t>
-      </w:r>
-    </w:p>
-    <w:p>
-      <w:pPr>
-        <w:pStyle w:val="4"/>
-        <w:keepNext w:val="0"/>
-        <w:keepLines w:val="0"/>
-        <w:widowControl/>
-        <w:suppressLineNumbers w:val="0"/>
-        <w:shd w:val="clear" w:fill="FFFFFF"/>
-        <w:spacing w:before="0" w:beforeAutospacing="1" w:after="216" w:afterAutospacing="0" w:line="240" w:lineRule="atLeast"/>
-        <w:ind w:left="0" w:right="0" w:firstLine="0"/>
-        <w:rPr>
-          <w:rFonts w:hint="default" w:ascii="Palatino Linotype" w:hAnsi="Palatino Linotype" w:eastAsia="sans-serif" w:cs="Palatino Linotype"/>
-          <w:i w:val="0"/>
-          <w:iCs w:val="0"/>
-          <w:caps w:val="0"/>
-          <w:color w:val="1A1C1E"/>
-          <w:spacing w:val="0"/>
-          <w:sz w:val="24"/>
-          <w:szCs w:val="24"/>
-          <w:shd w:val="clear" w:fill="FFFFFF"/>
-        </w:rPr>
-      </w:pPr>
-      <w:r>
-        <w:rPr>
-          <w:rFonts w:hint="default" w:ascii="Palatino Linotype" w:hAnsi="Palatino Linotype" w:eastAsia="sans-serif" w:cs="Palatino Linotype"/>
-          <w:i w:val="0"/>
-          <w:iCs w:val="0"/>
-          <w:caps w:val="0"/>
-          <w:color w:val="1A1C1E"/>
-          <w:spacing w:val="0"/>
-          <w:sz w:val="24"/>
-          <w:szCs w:val="24"/>
-          <w:shd w:val="clear" w:fill="FFFFFF"/>
-        </w:rPr>
-        <w:t>Ces questions n'ont pas pour but de nier la valeur de la science. Au contraire, elles sont une invitation pour la science à regarder courageusement ses propres limites et, ce faisant, à ouvrir une porte vers une science du futur – une science qui non seulement observe l'« ombre » de la réalité, mais peut aussi apprendre sur l'« objet » qui l'a projetée.</w:t>
-      </w:r>
-    </w:p>
-    <w:p>
-      <w:pPr>
-        <w:pStyle w:val="4"/>
-        <w:keepNext w:val="0"/>
-        <w:keepLines w:val="0"/>
-        <w:widowControl/>
-        <w:suppressLineNumbers w:val="0"/>
-        <w:shd w:val="clear" w:fill="FFFFFF"/>
-        <w:spacing w:before="0" w:beforeAutospacing="1" w:after="216" w:afterAutospacing="0" w:line="240" w:lineRule="atLeast"/>
-        <w:ind w:left="0" w:right="0" w:firstLine="0"/>
-        <w:rPr>
-          <w:rFonts w:hint="default" w:ascii="Palatino Linotype" w:hAnsi="Palatino Linotype" w:eastAsia="sans-serif" w:cs="Palatino Linotype"/>
-          <w:i w:val="0"/>
-          <w:iCs w:val="0"/>
-          <w:caps w:val="0"/>
-          <w:color w:val="1A1C1E"/>
-          <w:spacing w:val="0"/>
-          <w:sz w:val="24"/>
-          <w:szCs w:val="24"/>
-          <w:shd w:val="clear" w:fill="FFFFFF"/>
-        </w:rPr>
-      </w:pPr>
-    </w:p>
-    <w:p>
-      <w:pPr>
-        <w:pStyle w:val="4"/>
-        <w:keepNext w:val="0"/>
-        <w:keepLines w:val="0"/>
-        <w:widowControl/>
-        <w:suppressLineNumbers w:val="0"/>
-        <w:shd w:val="clear" w:fill="FFFFFF"/>
-        <w:spacing w:before="0" w:beforeAutospacing="1" w:after="216" w:afterAutospacing="0" w:line="240" w:lineRule="atLeast"/>
-        <w:ind w:left="0" w:right="0" w:firstLine="0"/>
-        <w:rPr>
-          <w:rFonts w:hint="default" w:ascii="Palatino Linotype" w:hAnsi="Palatino Linotype" w:eastAsia="sans-serif" w:cs="Palatino Linotype"/>
-          <w:b/>
-          <w:bCs/>
-          <w:i w:val="0"/>
-          <w:iCs w:val="0"/>
-          <w:caps w:val="0"/>
-          <w:color w:val="1A1C1E"/>
-          <w:spacing w:val="0"/>
           <w:sz w:val="32"/>
           <w:szCs w:val="32"/>
           <w:shd w:val="clear" w:fill="FFFFFF"/>
         </w:rPr>
-      </w:pPr>
-      <w:r>
-        <w:rPr>
-          <w:rFonts w:hint="default" w:ascii="Palatino Linotype" w:hAnsi="Palatino Linotype" w:eastAsia="sans-serif" w:cs="Palatino Linotype"/>
-          <w:b/>
-          <w:bCs/>
-          <w:i w:val="0"/>
-          <w:iCs w:val="0"/>
-          <w:caps w:val="0"/>
-          <w:color w:val="1A1C1E"/>
-          <w:spacing w:val="0"/>
-          <w:sz w:val="32"/>
-          <w:szCs w:val="32"/>
-          <w:shd w:val="clear" w:fill="FFFFFF"/>
-        </w:rPr>
         <w:t>Conclusion : La Réalité est un Miroir Reflétant la Conscience</w:t>
       </w:r>
     </w:p>
@@ -3624,7 +3803,6 @@
           <w:szCs w:val="24"/>
         </w:rPr>
       </w:pPr>
-      <w:bookmarkStart w:id="0" w:name="_GoBack"/>
       <w:r>
         <w:rPr>
           <w:rFonts w:hint="default" w:ascii="Palatino Linotype" w:hAnsi="Palatino Linotype" w:eastAsia="sans-serif" w:cs="Palatino Linotype"/>
@@ -3640,7 +3818,6 @@
         <w:t>Quand nous levons les yeux vers le ciel, nous regardons le passé de l'univers. Mais quand nous regardons à l'intérieur, peut-être touchons-nous à son essence même. Comprendre l'univers, c'est peut-être commencer par écouter sa propre respiration. Car il se peut que ce qui se passe là-dehors – l'expansion, l'équilibre, la lumière et l'obscurité, l'immobilité et le mouvement – ne soit que le miroir reflétant la danse qui se déroule en nous-mêmes ?</w:t>
       </w:r>
     </w:p>
-    <w:bookmarkEnd w:id="0"/>
     <w:p>
       <w:pPr>
         <w:rPr>
@@ -3663,6 +3840,26 @@
 <file path=word/numbering.xml><?xml version="1.0" encoding="utf-8"?>
 <w:numbering xmlns:wpc="http://schemas.microsoft.com/office/word/2010/wordprocessingCanvas" xmlns:mc="http://schemas.openxmlformats.org/markup-compatibility/2006" xmlns:o="urn:schemas-microsoft-com:office:office" xmlns:r="http://schemas.openxmlformats.org/officeDocument/2006/relationships" xmlns:m="http://schemas.openxmlformats.org/officeDocument/2006/math" xmlns:v="urn:schemas-microsoft-com:vml" xmlns:wp14="http://schemas.microsoft.com/office/word/2010/wordprocessingDrawing" xmlns:wp="http://schemas.openxmlformats.org/drawingml/2006/wordprocessingDrawing" xmlns:w10="urn:schemas-microsoft-com:office:word" xmlns:w="http://schemas.openxmlformats.org/wordprocessingml/2006/main" xmlns:w14="http://schemas.microsoft.com/office/word/2010/wordml" xmlns:wpg="http://schemas.microsoft.com/office/word/2010/wordprocessingGroup" xmlns:wpi="http://schemas.microsoft.com/office/word/2010/wordprocessingInk" xmlns:wne="http://schemas.microsoft.com/office/word/2006/wordml" xmlns:wps="http://schemas.microsoft.com/office/word/2010/wordprocessingShape" xmlns:wpsCustomData="http://www.wps.cn/officeDocument/2013/wpsCustomData" mc:Ignorable="w14 wp14">
   <w:abstractNum w:abstractNumId="0">
+    <w:nsid w:val="E2962164"/>
+    <w:multiLevelType w:val="singleLevel"/>
+    <w:tmpl w:val="E2962164"/>
+    <w:lvl w:ilvl="0" w:tentative="0">
+      <w:start w:val="1"/>
+      <w:numFmt w:val="bullet"/>
+      <w:lvlText w:val=""/>
+      <w:lvlJc w:val="left"/>
+      <w:pPr>
+        <w:tabs>
+          <w:tab w:val="left" w:pos="420"/>
+        </w:tabs>
+        <w:ind w:left="420" w:leftChars="0" w:hanging="420" w:firstLineChars="0"/>
+      </w:pPr>
+      <w:rPr>
+        <w:rFonts w:hint="default" w:ascii="Wingdings" w:hAnsi="Wingdings"/>
+      </w:rPr>
+    </w:lvl>
+  </w:abstractNum>
+  <w:abstractNum w:abstractNumId="1">
     <w:nsid w:val="3F6F7CB8"/>
     <w:multiLevelType w:val="singleLevel"/>
     <w:tmpl w:val="3F6F7CB8"/>
@@ -3682,8 +3879,163 @@
       </w:rPr>
     </w:lvl>
   </w:abstractNum>
+  <w:abstractNum w:abstractNumId="2">
+    <w:nsid w:val="6B2299A1"/>
+    <w:multiLevelType w:val="multilevel"/>
+    <w:tmpl w:val="6B2299A1"/>
+    <w:lvl w:ilvl="0" w:tentative="0">
+      <w:start w:val="1"/>
+      <w:numFmt w:val="bullet"/>
+      <w:lvlText w:val=""/>
+      <w:lvlJc w:val="left"/>
+      <w:pPr>
+        <w:tabs>
+          <w:tab w:val="left" w:pos="720"/>
+        </w:tabs>
+        <w:ind w:left="720" w:hanging="360"/>
+      </w:pPr>
+      <w:rPr>
+        <w:rFonts w:ascii="Symbol" w:hAnsi="Symbol" w:cs="Symbol"/>
+        <w:sz w:val="20"/>
+      </w:rPr>
+    </w:lvl>
+    <w:lvl w:ilvl="1" w:tentative="0">
+      <w:start w:val="1"/>
+      <w:numFmt w:val="bullet"/>
+      <w:lvlText w:val="o"/>
+      <w:lvlJc w:val="left"/>
+      <w:pPr>
+        <w:tabs>
+          <w:tab w:val="left" w:pos="1440"/>
+        </w:tabs>
+        <w:ind w:left="1440" w:hanging="360"/>
+      </w:pPr>
+      <w:rPr>
+        <w:rFonts w:ascii="Courier New" w:hAnsi="Courier New" w:cs="Courier New"/>
+        <w:sz w:val="20"/>
+      </w:rPr>
+    </w:lvl>
+    <w:lvl w:ilvl="2" w:tentative="0">
+      <w:start w:val="1"/>
+      <w:numFmt w:val="bullet"/>
+      <w:lvlText w:val=""/>
+      <w:lvlJc w:val="left"/>
+      <w:pPr>
+        <w:tabs>
+          <w:tab w:val="left" w:pos="2160"/>
+        </w:tabs>
+        <w:ind w:left="2160" w:hanging="360"/>
+      </w:pPr>
+      <w:rPr>
+        <w:rFonts w:ascii="Wingdings" w:hAnsi="Wingdings" w:cs="Wingdings"/>
+        <w:sz w:val="20"/>
+      </w:rPr>
+    </w:lvl>
+    <w:lvl w:ilvl="3" w:tentative="0">
+      <w:start w:val="1"/>
+      <w:numFmt w:val="bullet"/>
+      <w:lvlText w:val=""/>
+      <w:lvlJc w:val="left"/>
+      <w:pPr>
+        <w:tabs>
+          <w:tab w:val="left" w:pos="2880"/>
+        </w:tabs>
+        <w:ind w:left="2880" w:hanging="360"/>
+      </w:pPr>
+      <w:rPr>
+        <w:rFonts w:hint="default" w:ascii="Wingdings" w:hAnsi="Wingdings" w:cs="Wingdings"/>
+        <w:sz w:val="20"/>
+      </w:rPr>
+    </w:lvl>
+    <w:lvl w:ilvl="4" w:tentative="0">
+      <w:start w:val="1"/>
+      <w:numFmt w:val="bullet"/>
+      <w:lvlText w:val=""/>
+      <w:lvlJc w:val="left"/>
+      <w:pPr>
+        <w:tabs>
+          <w:tab w:val="left" w:pos="3600"/>
+        </w:tabs>
+        <w:ind w:left="3600" w:hanging="360"/>
+      </w:pPr>
+      <w:rPr>
+        <w:rFonts w:hint="default" w:ascii="Wingdings" w:hAnsi="Wingdings" w:cs="Wingdings"/>
+        <w:sz w:val="20"/>
+      </w:rPr>
+    </w:lvl>
+    <w:lvl w:ilvl="5" w:tentative="0">
+      <w:start w:val="1"/>
+      <w:numFmt w:val="bullet"/>
+      <w:lvlText w:val=""/>
+      <w:lvlJc w:val="left"/>
+      <w:pPr>
+        <w:tabs>
+          <w:tab w:val="left" w:pos="4320"/>
+        </w:tabs>
+        <w:ind w:left="4320" w:hanging="360"/>
+      </w:pPr>
+      <w:rPr>
+        <w:rFonts w:hint="default" w:ascii="Wingdings" w:hAnsi="Wingdings" w:cs="Wingdings"/>
+        <w:sz w:val="20"/>
+      </w:rPr>
+    </w:lvl>
+    <w:lvl w:ilvl="6" w:tentative="0">
+      <w:start w:val="1"/>
+      <w:numFmt w:val="bullet"/>
+      <w:lvlText w:val=""/>
+      <w:lvlJc w:val="left"/>
+      <w:pPr>
+        <w:tabs>
+          <w:tab w:val="left" w:pos="5040"/>
+        </w:tabs>
+        <w:ind w:left="5040" w:hanging="360"/>
+      </w:pPr>
+      <w:rPr>
+        <w:rFonts w:hint="default" w:ascii="Wingdings" w:hAnsi="Wingdings" w:cs="Wingdings"/>
+        <w:sz w:val="20"/>
+      </w:rPr>
+    </w:lvl>
+    <w:lvl w:ilvl="7" w:tentative="0">
+      <w:start w:val="1"/>
+      <w:numFmt w:val="bullet"/>
+      <w:lvlText w:val=""/>
+      <w:lvlJc w:val="left"/>
+      <w:pPr>
+        <w:tabs>
+          <w:tab w:val="left" w:pos="5760"/>
+        </w:tabs>
+        <w:ind w:left="5760" w:hanging="360"/>
+      </w:pPr>
+      <w:rPr>
+        <w:rFonts w:hint="default" w:ascii="Wingdings" w:hAnsi="Wingdings" w:cs="Wingdings"/>
+        <w:sz w:val="20"/>
+      </w:rPr>
+    </w:lvl>
+    <w:lvl w:ilvl="8" w:tentative="0">
+      <w:start w:val="1"/>
+      <w:numFmt w:val="bullet"/>
+      <w:lvlText w:val=""/>
+      <w:lvlJc w:val="left"/>
+      <w:pPr>
+        <w:tabs>
+          <w:tab w:val="left" w:pos="6480"/>
+        </w:tabs>
+        <w:ind w:left="6480" w:hanging="360"/>
+      </w:pPr>
+      <w:rPr>
+        <w:rFonts w:hint="default" w:ascii="Wingdings" w:hAnsi="Wingdings" w:cs="Wingdings"/>
+        <w:sz w:val="20"/>
+      </w:rPr>
+    </w:lvl>
+  </w:abstractNum>
   <w:num w:numId="1">
+    <w:abstractNumId w:val="1"/>
+  </w:num>
+  <w:num w:numId="2">
     <w:abstractNumId w:val="0"/>
+  </w:num>
+  <w:num w:numId="3">
+    <w:abstractNumId w:val="2"/>
   </w:num>
 </w:numbering>
 </file>
@@ -3791,7 +4143,7 @@
     <w:lsdException w:unhideWhenUsed="0" w:uiPriority="0" w:semiHidden="0" w:name="Document Map"/>
     <w:lsdException w:unhideWhenUsed="0" w:uiPriority="0" w:semiHidden="0" w:name="Plain Text"/>
     <w:lsdException w:unhideWhenUsed="0" w:uiPriority="0" w:semiHidden="0" w:name="E-mail Signature"/>
-    <w:lsdException w:unhideWhenUsed="0" w:uiPriority="0" w:semiHidden="0" w:name="Normal (Web)"/>
+    <w:lsdException w:qFormat="1" w:unhideWhenUsed="0" w:uiPriority="0" w:semiHidden="0" w:name="Normal (Web)"/>
     <w:lsdException w:unhideWhenUsed="0" w:uiPriority="0" w:semiHidden="0" w:name="HTML Acronym"/>
     <w:lsdException w:unhideWhenUsed="0" w:uiPriority="0" w:semiHidden="0" w:name="HTML Address"/>
     <w:lsdException w:unhideWhenUsed="0" w:uiPriority="0" w:semiHidden="0" w:name="HTML Cite"/>
@@ -3802,7 +4154,7 @@
     <w:lsdException w:unhideWhenUsed="0" w:uiPriority="0" w:semiHidden="0" w:name="HTML Sample"/>
     <w:lsdException w:unhideWhenUsed="0" w:uiPriority="0" w:semiHidden="0" w:name="HTML Typewriter"/>
     <w:lsdException w:unhideWhenUsed="0" w:uiPriority="0" w:semiHidden="0" w:name="HTML Variable"/>
-    <w:lsdException w:unhideWhenUsed="0" w:uiPriority="0" w:name="Normal Table"/>
+    <w:lsdException w:qFormat="1" w:unhideWhenUsed="0" w:uiPriority="0" w:name="Normal Table"/>
     <w:lsdException w:unhideWhenUsed="0" w:uiPriority="0" w:semiHidden="0" w:name="annotation subject"/>
     <w:lsdException w:unhideWhenUsed="0" w:uiPriority="0" w:semiHidden="0" w:name="Table Simple 1"/>
     <w:lsdException w:unhideWhenUsed="0" w:uiPriority="0" w:semiHidden="0" w:name="Table Simple 2"/>
@@ -3965,6 +4317,7 @@
   <w:style w:type="table" w:default="1" w:styleId="3">
     <w:name w:val="Normal Table"/>
     <w:semiHidden/>
+    <w:qFormat/>
     <w:uiPriority w:val="0"/>
     <w:tblPr>
       <w:tblCellMar>
@@ -3978,6 +4331,7 @@
   <w:style w:type="paragraph" w:styleId="4">
     <w:name w:val="Normal (Web)"/>
     <w:basedOn w:val="1"/>
+    <w:qFormat/>
     <w:uiPriority w:val="0"/>
     <w:rPr>
       <w:sz w:val="24"/>
